--- a/Term 3/Multivariable Techniques and Machine Learning/FinalExam/examen.docx
+++ b/Term 3/Multivariable Techniques and Machine Learning/FinalExam/examen.docx
@@ -94,7 +94,6 @@
               <w:bottom w:val="single" w:sz="6" w:space="0" w:color="000000"/>
               <w:right w:val="single" w:sz="6" w:space="0" w:color="000000"/>
             </w:tcBorders>
-            <w:shd w:val="clear" w:color="auto" w:fill="auto"/>
             <w:tcMar>
               <w:top w:w="0" w:type="dxa"/>
               <w:left w:w="30" w:type="dxa"/>
@@ -116,7 +115,6 @@
               <w:tc>
                 <w:tcPr>
                   <w:tcW w:w="2500" w:type="pct"/>
-                  <w:shd w:val="clear" w:color="auto" w:fill="auto"/>
                   <w:vAlign w:val="center"/>
                 </w:tcPr>
                 <w:p>
@@ -141,14 +139,13 @@
                       <w:color w:val="808080"/>
                       <w:sz w:val="27"/>
                     </w:rPr>
-                    <w:t>Javier Eulogio</w:t>
+                    <w:t>xxxxxx</w:t>
                   </w:r>
                 </w:p>
               </w:tc>
               <w:tc>
                 <w:tcPr>
                   <w:tcW w:w="0" w:type="auto"/>
-                  <w:shd w:val="clear" w:color="auto" w:fill="auto"/>
                   <w:vAlign w:val="center"/>
                 </w:tcPr>
                 <w:p>
@@ -173,7 +170,16 @@
                       <w:color w:val="808080"/>
                       <w:sz w:val="27"/>
                     </w:rPr>
-                    <w:t xml:space="preserve"> 51779264P</w:t>
+                    <w:t xml:space="preserve"> </w:t>
+                  </w:r>
+                  <w:r>
+                    <w:rPr>
+                      <w:rFonts w:ascii="Arial" w:eastAsia="Arial" w:hAnsi="Arial" w:cs="Arial"/>
+                      <w:noProof/>
+                      <w:color w:val="808080"/>
+                      <w:sz w:val="27"/>
+                    </w:rPr>
+                    <w:t>xxxxx</w:t>
                   </w:r>
                 </w:p>
               </w:tc>
@@ -197,7 +203,6 @@
               <w:bottom w:val="single" w:sz="6" w:space="0" w:color="000000"/>
               <w:right w:val="single" w:sz="6" w:space="0" w:color="000000"/>
             </w:tcBorders>
-            <w:shd w:val="clear" w:color="auto" w:fill="auto"/>
             <w:tcMar>
               <w:top w:w="0" w:type="dxa"/>
               <w:left w:w="30" w:type="dxa"/>
@@ -225,7 +230,6 @@
               <w:bottom w:val="single" w:sz="6" w:space="0" w:color="000000"/>
               <w:right w:val="single" w:sz="6" w:space="0" w:color="000000"/>
             </w:tcBorders>
-            <w:shd w:val="clear" w:color="auto" w:fill="auto"/>
             <w:tcMar>
               <w:top w:w="0" w:type="dxa"/>
               <w:left w:w="30" w:type="dxa"/>
@@ -261,7 +265,6 @@
               <w:bottom w:val="single" w:sz="6" w:space="0" w:color="000000"/>
               <w:right w:val="single" w:sz="6" w:space="0" w:color="000000"/>
             </w:tcBorders>
-            <w:shd w:val="clear" w:color="auto" w:fill="auto"/>
             <w:tcMar>
               <w:top w:w="0" w:type="dxa"/>
               <w:left w:w="30" w:type="dxa"/>
@@ -413,7 +416,6 @@
               <w:bottom w:val="single" w:sz="6" w:space="0" w:color="000000"/>
               <w:right w:val="single" w:sz="6" w:space="0" w:color="000000"/>
             </w:tcBorders>
-            <w:shd w:val="clear" w:color="auto" w:fill="auto"/>
             <w:tcMar>
               <w:top w:w="225" w:type="dxa"/>
               <w:left w:w="0" w:type="dxa"/>
@@ -453,7 +455,6 @@
               <w:bottom w:val="single" w:sz="6" w:space="0" w:color="000000"/>
               <w:right w:val="single" w:sz="6" w:space="0" w:color="000000"/>
             </w:tcBorders>
-            <w:shd w:val="clear" w:color="auto" w:fill="auto"/>
             <w:tcMar>
               <w:top w:w="225" w:type="dxa"/>
               <w:left w:w="0" w:type="dxa"/>
@@ -495,7 +496,6 @@
               <w:bottom w:val="single" w:sz="6" w:space="0" w:color="000000"/>
               <w:right w:val="single" w:sz="6" w:space="0" w:color="000000"/>
             </w:tcBorders>
-            <w:shd w:val="clear" w:color="auto" w:fill="auto"/>
             <w:tcMar>
               <w:top w:w="225" w:type="dxa"/>
               <w:left w:w="150" w:type="dxa"/>
@@ -670,7 +670,6 @@
               <w:bottom w:val="single" w:sz="6" w:space="0" w:color="000000"/>
               <w:right w:val="single" w:sz="6" w:space="0" w:color="000000"/>
             </w:tcBorders>
-            <w:shd w:val="clear" w:color="auto" w:fill="auto"/>
             <w:tcMar>
               <w:top w:w="225" w:type="dxa"/>
               <w:left w:w="0" w:type="dxa"/>
@@ -706,7 +705,6 @@
               <w:bottom w:val="single" w:sz="6" w:space="0" w:color="000000"/>
               <w:right w:val="single" w:sz="6" w:space="0" w:color="000000"/>
             </w:tcBorders>
-            <w:shd w:val="clear" w:color="auto" w:fill="auto"/>
             <w:tcMar>
               <w:top w:w="225" w:type="dxa"/>
               <w:left w:w="0" w:type="dxa"/>
@@ -742,7 +740,6 @@
               <w:bottom w:val="single" w:sz="6" w:space="0" w:color="000000"/>
               <w:right w:val="single" w:sz="6" w:space="0" w:color="000000"/>
             </w:tcBorders>
-            <w:shd w:val="clear" w:color="auto" w:fill="auto"/>
             <w:tcMar>
               <w:top w:w="225" w:type="dxa"/>
               <w:left w:w="0" w:type="dxa"/>
@@ -821,7 +818,6 @@
         <w:tc>
           <w:tcPr>
             <w:tcW w:w="100" w:type="auto"/>
-            <w:shd w:val="clear" w:color="auto" w:fill="auto"/>
             <w:vAlign w:val="center"/>
           </w:tcPr>
           <w:p>
@@ -4448,6 +4444,7 @@
   <w:style w:type="character" w:default="1" w:styleId="Fuentedeprrafopredeter">
     <w:name w:val="Default Paragraph Font"/>
     <w:uiPriority w:val="1"/>
+    <w:semiHidden/>
     <w:unhideWhenUsed/>
   </w:style>
   <w:style w:type="table" w:default="1" w:styleId="Tablanormal">
